--- a/Taylor/Python, Java, Go, Node.js/Taylor Pentz.docx
+++ b/Taylor/Python, Java, Go, Node.js/Taylor Pentz.docx
@@ -10,8 +10,9 @@
         <w:jc w:val="center"/>
         <w:rPr>
           <w:rFonts w:ascii="Times New Roman" w:eastAsia="Times New Roman" w:hAnsi="Times New Roman" w:cs="Times New Roman"/>
-          <w:sz w:val="24"/>
-          <w:szCs w:val="24"/>
+          <w:sz w:val="28"/>
+          <w:szCs w:val="24"/>
+          <w:u w:val="single"/>
         </w:rPr>
       </w:pPr>
       <w:r>
@@ -68,8 +69,6 @@
         </w:rPr>
         <w:t xml:space="preserve"> Engineer</w:t>
       </w:r>
-      <w:bookmarkStart w:id="0" w:name="_GoBack"/>
-      <w:bookmarkEnd w:id="0"/>
       <w:r>
         <w:rPr>
           <w:rFonts w:ascii="Times New Roman" w:eastAsia="Times New Roman" w:hAnsi="Times New Roman" w:cs="Times New Roman"/>
@@ -96,37 +95,33 @@
           <w:sz w:val="24"/>
           <w:szCs w:val="24"/>
         </w:rPr>
-        <w:t xml:space="preserve"> | 1601 Larkin, H</w:t>
-      </w:r>
-      <w:r>
-        <w:rPr>
-          <w:rFonts w:ascii="Times New Roman" w:eastAsia="Times New Roman" w:hAnsi="Times New Roman" w:cs="Times New Roman"/>
-          <w:sz w:val="24"/>
-          <w:szCs w:val="24"/>
-        </w:rPr>
-        <w:t>igh Point, NC | +1 8042860439</w:t>
-      </w:r>
-    </w:p>
-    <w:p>
-      <w:pPr>
-        <w:shd w:val="clear" w:color="auto" w:fill="DBE5F1" w:themeFill="accent1" w:themeFillTint="33"/>
-        <w:spacing w:after="0" w:line="240" w:lineRule="auto"/>
-        <w:contextualSpacing/>
-        <w:jc w:val="center"/>
-        <w:rPr>
-          <w:rFonts w:ascii="Times New Roman" w:eastAsia="Times New Roman" w:hAnsi="Times New Roman" w:cs="Times New Roman"/>
-          <w:sz w:val="28"/>
-          <w:szCs w:val="24"/>
-          <w:u w:val="single"/>
-        </w:rPr>
-      </w:pPr>
+        <w:t xml:space="preserve"> | 1601 Larkin, High Point, NC | </w:t>
+      </w:r>
+      <w:r>
+        <w:rPr>
+          <w:rFonts w:ascii="Times New Roman" w:eastAsia="Times New Roman" w:hAnsi="Times New Roman" w:cs="Times New Roman"/>
+          <w:sz w:val="24"/>
+          <w:szCs w:val="24"/>
+        </w:rPr>
+        <w:t>+1 (980) 981-4522</w:t>
+      </w:r>
+      <w:r>
+        <w:rPr>
+          <w:rFonts w:ascii="Times New Roman" w:eastAsia="Times New Roman" w:hAnsi="Times New Roman" w:cs="Times New Roman"/>
+          <w:sz w:val="24"/>
+          <w:szCs w:val="24"/>
+        </w:rPr>
+        <w:t xml:space="preserve"> </w:t>
+      </w:r>
       <w:r>
         <w:rPr>
           <w:rFonts w:ascii="Times New Roman" w:hAnsi="Times New Roman" w:cs="Times New Roman"/>
           <w:sz w:val="24"/>
         </w:rPr>
-        <w:t>https://www.linkedin.com/in/taylor-pentz-698a98381/</w:t>
-      </w:r>
+        <w:t>https://www.linkedin.com/in/taylor-pentz-10a92a3aa</w:t>
+      </w:r>
+      <w:bookmarkStart w:id="0" w:name="_GoBack"/>
+      <w:bookmarkEnd w:id="0"/>
     </w:p>
     <w:p>
       <w:pPr>
@@ -303,7 +298,6 @@
           <w:szCs w:val="27"/>
         </w:rPr>
       </w:pPr>
-      <w:proofErr w:type="spellStart"/>
       <w:r>
         <w:rPr>
           <w:rFonts w:ascii="Impact" w:eastAsia="Times New Roman" w:hAnsi="Impact" w:cs="Times New Roman"/>
@@ -313,19 +307,7 @@
           <w:sz w:val="27"/>
           <w:szCs w:val="27"/>
         </w:rPr>
-        <w:t>Technical</w:t>
-      </w:r>
-      <w:proofErr w:type="spellEnd"/>
-      <w:r>
-        <w:rPr>
-          <w:rFonts w:ascii="Impact" w:eastAsia="Times New Roman" w:hAnsi="Impact" w:cs="Times New Roman"/>
-          <w:b/>
-          <w:bCs/>
-          <w:color w:val="1F497D" w:themeColor="text2"/>
-          <w:sz w:val="27"/>
-          <w:szCs w:val="27"/>
-        </w:rPr>
-        <w:t xml:space="preserve"> Skills</w:t>
+        <w:t>Technical Skills</w:t>
       </w:r>
     </w:p>
     <w:p>
@@ -7019,7 +7001,7 @@
 </file>
 
 <file path=customXml/itemProps1.xml><?xml version="1.0" encoding="utf-8"?>
-<ds:datastoreItem xmlns:ds="http://schemas.openxmlformats.org/officeDocument/2006/customXml" ds:itemID="{6D462259-EA72-453D-8BC4-6946D0FF21F1}">
+<ds:datastoreItem xmlns:ds="http://schemas.openxmlformats.org/officeDocument/2006/customXml" ds:itemID="{BB22DC17-5CB4-4000-88D8-ECBF21E62535}">
   <ds:schemaRefs>
     <ds:schemaRef ds:uri="http://schemas.openxmlformats.org/officeDocument/2006/bibliography"/>
   </ds:schemaRefs>

--- a/Taylor/Python, Java, Go, Node.js/Taylor Pentz.docx
+++ b/Taylor/Python, Java, Go, Node.js/Taylor Pentz.docx
@@ -118,7 +118,7 @@
           <w:rFonts w:ascii="Times New Roman" w:hAnsi="Times New Roman" w:cs="Times New Roman"/>
           <w:sz w:val="24"/>
         </w:rPr>
-        <w:t>https://www.linkedin.com/in/taylor-pentz-10a92a3aa</w:t>
+        <w:t>https://www.linkedin.com/in/taylor-p-b0389a3ba</w:t>
       </w:r>
       <w:bookmarkStart w:id="0" w:name="_GoBack"/>
       <w:bookmarkEnd w:id="0"/>
@@ -202,67 +202,7 @@
           <w:sz w:val="24"/>
           <w:szCs w:val="24"/>
         </w:rPr>
-        <w:t xml:space="preserve">AWS, GCP, </w:t>
-      </w:r>
-      <w:proofErr w:type="spellStart"/>
-      <w:r>
-        <w:rPr>
-          <w:rStyle w:val="Strong"/>
-          <w:rFonts w:ascii="Times New Roman" w:hAnsi="Times New Roman" w:cs="Times New Roman"/>
-          <w:sz w:val="24"/>
-          <w:szCs w:val="24"/>
-        </w:rPr>
-        <w:t>Docker</w:t>
-      </w:r>
-      <w:proofErr w:type="spellEnd"/>
-      <w:r>
-        <w:rPr>
-          <w:rStyle w:val="Strong"/>
-          <w:rFonts w:ascii="Times New Roman" w:hAnsi="Times New Roman" w:cs="Times New Roman"/>
-          <w:sz w:val="24"/>
-          <w:szCs w:val="24"/>
-        </w:rPr>
-        <w:t xml:space="preserve">, </w:t>
-      </w:r>
-      <w:proofErr w:type="spellStart"/>
-      <w:r>
-        <w:rPr>
-          <w:rStyle w:val="Strong"/>
-          <w:rFonts w:ascii="Times New Roman" w:hAnsi="Times New Roman" w:cs="Times New Roman"/>
-          <w:sz w:val="24"/>
-          <w:szCs w:val="24"/>
-        </w:rPr>
-        <w:t>Kubernetes</w:t>
-      </w:r>
-      <w:proofErr w:type="spellEnd"/>
-      <w:r>
-        <w:rPr>
-          <w:rStyle w:val="Strong"/>
-          <w:rFonts w:ascii="Times New Roman" w:hAnsi="Times New Roman" w:cs="Times New Roman"/>
-          <w:sz w:val="24"/>
-          <w:szCs w:val="24"/>
-        </w:rPr>
-        <w:t xml:space="preserve">, SQL, and </w:t>
-      </w:r>
-      <w:proofErr w:type="spellStart"/>
-      <w:r>
-        <w:rPr>
-          <w:rStyle w:val="Strong"/>
-          <w:rFonts w:ascii="Times New Roman" w:hAnsi="Times New Roman" w:cs="Times New Roman"/>
-          <w:sz w:val="24"/>
-          <w:szCs w:val="24"/>
-        </w:rPr>
-        <w:t>NoSQL</w:t>
-      </w:r>
-      <w:proofErr w:type="spellEnd"/>
-      <w:r>
-        <w:rPr>
-          <w:rStyle w:val="Strong"/>
-          <w:rFonts w:ascii="Times New Roman" w:hAnsi="Times New Roman" w:cs="Times New Roman"/>
-          <w:sz w:val="24"/>
-          <w:szCs w:val="24"/>
-        </w:rPr>
-        <w:t xml:space="preserve"> databases</w:t>
+        <w:t>AWS, GCP, Docker, Kubernetes, SQL, and NoSQL databases</w:t>
       </w:r>
       <w:r>
         <w:rPr>
@@ -341,7 +281,7 @@
           <w:sz w:val="24"/>
           <w:szCs w:val="24"/>
         </w:rPr>
-        <w:t xml:space="preserve">: Python, Java, Go, Node.js, </w:t>
+        <w:t xml:space="preserve">: Python, Java, Go, Node.js, Scala, JavaScript, </w:t>
       </w:r>
       <w:proofErr w:type="spellStart"/>
       <w:r>
@@ -350,7 +290,7 @@
           <w:sz w:val="24"/>
           <w:szCs w:val="24"/>
         </w:rPr>
-        <w:t>Scala</w:t>
+        <w:t>TypeScript</w:t>
       </w:r>
       <w:proofErr w:type="spellEnd"/>
       <w:r>
@@ -359,43 +299,7 @@
           <w:sz w:val="24"/>
           <w:szCs w:val="24"/>
         </w:rPr>
-        <w:t xml:space="preserve">, JavaScript, </w:t>
-      </w:r>
-      <w:proofErr w:type="spellStart"/>
-      <w:r>
-        <w:rPr>
-          <w:rFonts w:ascii="Times New Roman" w:eastAsia="Times New Roman" w:hAnsi="Times New Roman" w:cs="Times New Roman"/>
-          <w:sz w:val="24"/>
-          <w:szCs w:val="24"/>
-        </w:rPr>
-        <w:t>TypeScript</w:t>
-      </w:r>
-      <w:proofErr w:type="spellEnd"/>
-      <w:r>
-        <w:rPr>
-          <w:rFonts w:ascii="Times New Roman" w:eastAsia="Times New Roman" w:hAnsi="Times New Roman" w:cs="Times New Roman"/>
-          <w:sz w:val="24"/>
-          <w:szCs w:val="24"/>
-        </w:rPr>
-        <w:t xml:space="preserve">, </w:t>
-      </w:r>
-      <w:proofErr w:type="spellStart"/>
-      <w:r>
-        <w:rPr>
-          <w:rFonts w:ascii="Times New Roman" w:eastAsia="Times New Roman" w:hAnsi="Times New Roman" w:cs="Times New Roman"/>
-          <w:sz w:val="24"/>
-          <w:szCs w:val="24"/>
-        </w:rPr>
-        <w:t>Django</w:t>
-      </w:r>
-      <w:proofErr w:type="spellEnd"/>
-      <w:r>
-        <w:rPr>
-          <w:rFonts w:ascii="Times New Roman" w:eastAsia="Times New Roman" w:hAnsi="Times New Roman" w:cs="Times New Roman"/>
-          <w:sz w:val="24"/>
-          <w:szCs w:val="24"/>
-        </w:rPr>
-        <w:t>, Flask, React, Angular, Spring Boot</w:t>
+        <w:t>, Django, Flask, React, Angular, Spring Boot</w:t>
       </w:r>
     </w:p>
     <w:p>
@@ -421,18 +325,24 @@
           <w:sz w:val="24"/>
           <w:szCs w:val="24"/>
         </w:rPr>
-        <w:t xml:space="preserve">Cloud &amp; </w:t>
+        <w:t>Cloud &amp; DevOps</w:t>
+      </w:r>
+      <w:r>
+        <w:rPr>
+          <w:rFonts w:ascii="Times New Roman" w:eastAsia="Times New Roman" w:hAnsi="Times New Roman" w:cs="Times New Roman"/>
+          <w:sz w:val="24"/>
+          <w:szCs w:val="24"/>
+        </w:rPr>
+        <w:t xml:space="preserve">: AWS (Lambda, EC2, S3, RDS), GCP (Cloud Run, </w:t>
       </w:r>
       <w:proofErr w:type="spellStart"/>
       <w:r>
         <w:rPr>
           <w:rFonts w:ascii="Times New Roman" w:eastAsia="Times New Roman" w:hAnsi="Times New Roman" w:cs="Times New Roman"/>
-          <w:b/>
-          <w:bCs/>
-          <w:sz w:val="24"/>
-          <w:szCs w:val="24"/>
-        </w:rPr>
-        <w:t>DevOps</w:t>
+          <w:sz w:val="24"/>
+          <w:szCs w:val="24"/>
+        </w:rPr>
+        <w:t>BigQuery</w:t>
       </w:r>
       <w:proofErr w:type="spellEnd"/>
       <w:r>
@@ -441,90 +351,8 @@
           <w:sz w:val="24"/>
           <w:szCs w:val="24"/>
         </w:rPr>
-        <w:t xml:space="preserve">: AWS (Lambda, EC2, S3, RDS), GCP (Cloud Run, </w:t>
-      </w:r>
-      <w:proofErr w:type="spellStart"/>
-      <w:r>
-        <w:rPr>
-          <w:rFonts w:ascii="Times New Roman" w:eastAsia="Times New Roman" w:hAnsi="Times New Roman" w:cs="Times New Roman"/>
-          <w:sz w:val="24"/>
-          <w:szCs w:val="24"/>
-        </w:rPr>
-        <w:t>BigQuery</w:t>
-      </w:r>
-      <w:proofErr w:type="spellEnd"/>
-      <w:r>
-        <w:rPr>
-          <w:rFonts w:ascii="Times New Roman" w:eastAsia="Times New Roman" w:hAnsi="Times New Roman" w:cs="Times New Roman"/>
-          <w:sz w:val="24"/>
-          <w:szCs w:val="24"/>
-        </w:rPr>
-        <w:t xml:space="preserve">, Pub/Sub), </w:t>
-      </w:r>
-      <w:proofErr w:type="spellStart"/>
-      <w:r>
-        <w:rPr>
-          <w:rFonts w:ascii="Times New Roman" w:eastAsia="Times New Roman" w:hAnsi="Times New Roman" w:cs="Times New Roman"/>
-          <w:sz w:val="24"/>
-          <w:szCs w:val="24"/>
-        </w:rPr>
-        <w:t>Docker</w:t>
-      </w:r>
-      <w:proofErr w:type="spellEnd"/>
-      <w:r>
-        <w:rPr>
-          <w:rFonts w:ascii="Times New Roman" w:eastAsia="Times New Roman" w:hAnsi="Times New Roman" w:cs="Times New Roman"/>
-          <w:sz w:val="24"/>
-          <w:szCs w:val="24"/>
-        </w:rPr>
-        <w:t xml:space="preserve">, </w:t>
-      </w:r>
-      <w:proofErr w:type="spellStart"/>
-      <w:r>
-        <w:rPr>
-          <w:rFonts w:ascii="Times New Roman" w:eastAsia="Times New Roman" w:hAnsi="Times New Roman" w:cs="Times New Roman"/>
-          <w:sz w:val="24"/>
-          <w:szCs w:val="24"/>
-        </w:rPr>
-        <w:t>Kubernetes</w:t>
-      </w:r>
-      <w:proofErr w:type="spellEnd"/>
-      <w:r>
-        <w:rPr>
-          <w:rFonts w:ascii="Times New Roman" w:eastAsia="Times New Roman" w:hAnsi="Times New Roman" w:cs="Times New Roman"/>
-          <w:sz w:val="24"/>
-          <w:szCs w:val="24"/>
-        </w:rPr>
-        <w:t xml:space="preserve">, Jenkins, </w:t>
-      </w:r>
-      <w:proofErr w:type="spellStart"/>
-      <w:r>
-        <w:rPr>
-          <w:rFonts w:ascii="Times New Roman" w:eastAsia="Times New Roman" w:hAnsi="Times New Roman" w:cs="Times New Roman"/>
-          <w:sz w:val="24"/>
-          <w:szCs w:val="24"/>
-        </w:rPr>
-        <w:t>GitHub</w:t>
-      </w:r>
-      <w:proofErr w:type="spellEnd"/>
-      <w:r>
-        <w:rPr>
-          <w:rFonts w:ascii="Times New Roman" w:eastAsia="Times New Roman" w:hAnsi="Times New Roman" w:cs="Times New Roman"/>
-          <w:sz w:val="24"/>
-          <w:szCs w:val="24"/>
-        </w:rPr>
-        <w:t xml:space="preserve"> Actions, </w:t>
-      </w:r>
-      <w:proofErr w:type="spellStart"/>
-      <w:r>
-        <w:rPr>
-          <w:rFonts w:ascii="Times New Roman" w:eastAsia="Times New Roman" w:hAnsi="Times New Roman" w:cs="Times New Roman"/>
-          <w:sz w:val="24"/>
-          <w:szCs w:val="24"/>
-        </w:rPr>
-        <w:t>Terraform</w:t>
-      </w:r>
-      <w:proofErr w:type="spellEnd"/>
+        <w:t>, Pub/Sub), Docker, Kubernetes, Jenkins, GitHub Actions, Terraform</w:t>
+      </w:r>
     </w:p>
     <w:p>
       <w:pPr>
@@ -557,61 +385,7 @@
           <w:sz w:val="24"/>
           <w:szCs w:val="24"/>
         </w:rPr>
-        <w:t>: SQL (</w:t>
-      </w:r>
-      <w:proofErr w:type="spellStart"/>
-      <w:r>
-        <w:rPr>
-          <w:rFonts w:ascii="Times New Roman" w:eastAsia="Times New Roman" w:hAnsi="Times New Roman" w:cs="Times New Roman"/>
-          <w:sz w:val="24"/>
-          <w:szCs w:val="24"/>
-        </w:rPr>
-        <w:t>PostgreSQL</w:t>
-      </w:r>
-      <w:proofErr w:type="spellEnd"/>
-      <w:r>
-        <w:rPr>
-          <w:rFonts w:ascii="Times New Roman" w:eastAsia="Times New Roman" w:hAnsi="Times New Roman" w:cs="Times New Roman"/>
-          <w:sz w:val="24"/>
-          <w:szCs w:val="24"/>
-        </w:rPr>
-        <w:t xml:space="preserve">, MySQL, MSSQL), </w:t>
-      </w:r>
-      <w:proofErr w:type="spellStart"/>
-      <w:r>
-        <w:rPr>
-          <w:rFonts w:ascii="Times New Roman" w:eastAsia="Times New Roman" w:hAnsi="Times New Roman" w:cs="Times New Roman"/>
-          <w:sz w:val="24"/>
-          <w:szCs w:val="24"/>
-        </w:rPr>
-        <w:t>NoSQL</w:t>
-      </w:r>
-      <w:proofErr w:type="spellEnd"/>
-      <w:r>
-        <w:rPr>
-          <w:rFonts w:ascii="Times New Roman" w:eastAsia="Times New Roman" w:hAnsi="Times New Roman" w:cs="Times New Roman"/>
-          <w:sz w:val="24"/>
-          <w:szCs w:val="24"/>
-        </w:rPr>
-        <w:t xml:space="preserve"> (</w:t>
-      </w:r>
-      <w:proofErr w:type="spellStart"/>
-      <w:r>
-        <w:rPr>
-          <w:rFonts w:ascii="Times New Roman" w:eastAsia="Times New Roman" w:hAnsi="Times New Roman" w:cs="Times New Roman"/>
-          <w:sz w:val="24"/>
-          <w:szCs w:val="24"/>
-        </w:rPr>
-        <w:t>MongoDB</w:t>
-      </w:r>
-      <w:proofErr w:type="spellEnd"/>
-      <w:r>
-        <w:rPr>
-          <w:rFonts w:ascii="Times New Roman" w:eastAsia="Times New Roman" w:hAnsi="Times New Roman" w:cs="Times New Roman"/>
-          <w:sz w:val="24"/>
-          <w:szCs w:val="24"/>
-        </w:rPr>
-        <w:t xml:space="preserve">, </w:t>
+        <w:t xml:space="preserve">: SQL (PostgreSQL, MySQL, MSSQL), NoSQL (MongoDB, </w:t>
       </w:r>
       <w:proofErr w:type="spellStart"/>
       <w:r>
@@ -958,61 +732,7 @@
           <w:sz w:val="24"/>
           <w:szCs w:val="24"/>
         </w:rPr>
-        <w:t xml:space="preserve">Built CI/CD pipelines with </w:t>
-      </w:r>
-      <w:proofErr w:type="spellStart"/>
-      <w:r>
-        <w:rPr>
-          <w:rFonts w:ascii="Times New Roman" w:eastAsia="Times New Roman" w:hAnsi="Times New Roman" w:cs="Times New Roman"/>
-          <w:sz w:val="24"/>
-          <w:szCs w:val="24"/>
-        </w:rPr>
-        <w:t>Docker</w:t>
-      </w:r>
-      <w:proofErr w:type="spellEnd"/>
-      <w:r>
-        <w:rPr>
-          <w:rFonts w:ascii="Times New Roman" w:eastAsia="Times New Roman" w:hAnsi="Times New Roman" w:cs="Times New Roman"/>
-          <w:sz w:val="24"/>
-          <w:szCs w:val="24"/>
-        </w:rPr>
-        <w:t xml:space="preserve">, </w:t>
-      </w:r>
-      <w:proofErr w:type="spellStart"/>
-      <w:r>
-        <w:rPr>
-          <w:rFonts w:ascii="Times New Roman" w:eastAsia="Times New Roman" w:hAnsi="Times New Roman" w:cs="Times New Roman"/>
-          <w:sz w:val="24"/>
-          <w:szCs w:val="24"/>
-        </w:rPr>
-        <w:t>Kubernetes</w:t>
-      </w:r>
-      <w:proofErr w:type="spellEnd"/>
-      <w:r>
-        <w:rPr>
-          <w:rFonts w:ascii="Times New Roman" w:eastAsia="Times New Roman" w:hAnsi="Times New Roman" w:cs="Times New Roman"/>
-          <w:sz w:val="24"/>
-          <w:szCs w:val="24"/>
-        </w:rPr>
-        <w:t xml:space="preserve">, and </w:t>
-      </w:r>
-      <w:proofErr w:type="spellStart"/>
-      <w:r>
-        <w:rPr>
-          <w:rFonts w:ascii="Times New Roman" w:eastAsia="Times New Roman" w:hAnsi="Times New Roman" w:cs="Times New Roman"/>
-          <w:sz w:val="24"/>
-          <w:szCs w:val="24"/>
-        </w:rPr>
-        <w:t>GitHub</w:t>
-      </w:r>
-      <w:proofErr w:type="spellEnd"/>
-      <w:r>
-        <w:rPr>
-          <w:rFonts w:ascii="Times New Roman" w:eastAsia="Times New Roman" w:hAnsi="Times New Roman" w:cs="Times New Roman"/>
-          <w:sz w:val="24"/>
-          <w:szCs w:val="24"/>
-        </w:rPr>
-        <w:t xml:space="preserve"> Actions, automating deployment processes and reducing manual intervention across multiple environments.</w:t>
+        <w:t>Built CI/CD pipelines with Docker, Kubernetes, and GitHub Actions, automating deployment processes and reducing manual intervention across multiple environments.</w:t>
       </w:r>
     </w:p>
     <w:p>
@@ -1162,25 +882,7 @@
           <w:sz w:val="24"/>
           <w:szCs w:val="24"/>
         </w:rPr>
-        <w:t xml:space="preserve">, and ELK stack to improve incident response time and system </w:t>
-      </w:r>
-      <w:proofErr w:type="spellStart"/>
-      <w:r>
-        <w:rPr>
-          <w:rFonts w:ascii="Times New Roman" w:eastAsia="Times New Roman" w:hAnsi="Times New Roman" w:cs="Times New Roman"/>
-          <w:sz w:val="24"/>
-          <w:szCs w:val="24"/>
-        </w:rPr>
-        <w:t>observability</w:t>
-      </w:r>
-      <w:proofErr w:type="spellEnd"/>
-      <w:r>
-        <w:rPr>
-          <w:rFonts w:ascii="Times New Roman" w:eastAsia="Times New Roman" w:hAnsi="Times New Roman" w:cs="Times New Roman"/>
-          <w:sz w:val="24"/>
-          <w:szCs w:val="24"/>
-        </w:rPr>
-        <w:t>.</w:t>
+        <w:t>, and ELK stack to improve incident response time and system observability.</w:t>
       </w:r>
     </w:p>
     <w:p>
@@ -1309,25 +1011,7 @@
           <w:sz w:val="24"/>
           <w:szCs w:val="24"/>
         </w:rPr>
-        <w:t xml:space="preserve">Developed robust backend systems using Python and Java, integrating with SQL and </w:t>
-      </w:r>
-      <w:proofErr w:type="spellStart"/>
-      <w:r>
-        <w:rPr>
-          <w:rFonts w:ascii="Times New Roman" w:eastAsia="Times New Roman" w:hAnsi="Times New Roman" w:cs="Times New Roman"/>
-          <w:sz w:val="24"/>
-          <w:szCs w:val="24"/>
-        </w:rPr>
-        <w:t>NoSQL</w:t>
-      </w:r>
-      <w:proofErr w:type="spellEnd"/>
-      <w:r>
-        <w:rPr>
-          <w:rFonts w:ascii="Times New Roman" w:eastAsia="Times New Roman" w:hAnsi="Times New Roman" w:cs="Times New Roman"/>
-          <w:sz w:val="24"/>
-          <w:szCs w:val="24"/>
-        </w:rPr>
-        <w:t xml:space="preserve"> databases to support real-time data processing and analytics.</w:t>
+        <w:t>Developed robust backend systems using Python and Java, integrating with SQL and NoSQL databases to support real-time data processing and analytics.</w:t>
       </w:r>
     </w:p>
     <w:p>
@@ -1351,25 +1035,7 @@
           <w:sz w:val="24"/>
           <w:szCs w:val="24"/>
         </w:rPr>
-        <w:t xml:space="preserve">Implemented </w:t>
-      </w:r>
-      <w:proofErr w:type="spellStart"/>
-      <w:r>
-        <w:rPr>
-          <w:rFonts w:ascii="Times New Roman" w:eastAsia="Times New Roman" w:hAnsi="Times New Roman" w:cs="Times New Roman"/>
-          <w:sz w:val="24"/>
-          <w:szCs w:val="24"/>
-        </w:rPr>
-        <w:t>RESTful</w:t>
-      </w:r>
-      <w:proofErr w:type="spellEnd"/>
-      <w:r>
-        <w:rPr>
-          <w:rFonts w:ascii="Times New Roman" w:eastAsia="Times New Roman" w:hAnsi="Times New Roman" w:cs="Times New Roman"/>
-          <w:sz w:val="24"/>
-          <w:szCs w:val="24"/>
-        </w:rPr>
-        <w:t xml:space="preserve"> and </w:t>
+        <w:t xml:space="preserve">Implemented RESTful and </w:t>
       </w:r>
       <w:proofErr w:type="spellStart"/>
       <w:r>
@@ -1411,25 +1077,7 @@
           <w:sz w:val="24"/>
           <w:szCs w:val="24"/>
         </w:rPr>
-        <w:t xml:space="preserve">Deployed cloud-based solutions on AWS and GCP using </w:t>
-      </w:r>
-      <w:proofErr w:type="spellStart"/>
-      <w:r>
-        <w:rPr>
-          <w:rFonts w:ascii="Times New Roman" w:eastAsia="Times New Roman" w:hAnsi="Times New Roman" w:cs="Times New Roman"/>
-          <w:sz w:val="24"/>
-          <w:szCs w:val="24"/>
-        </w:rPr>
-        <w:t>Docker</w:t>
-      </w:r>
-      <w:proofErr w:type="spellEnd"/>
-      <w:r>
-        <w:rPr>
-          <w:rFonts w:ascii="Times New Roman" w:eastAsia="Times New Roman" w:hAnsi="Times New Roman" w:cs="Times New Roman"/>
-          <w:sz w:val="24"/>
-          <w:szCs w:val="24"/>
-        </w:rPr>
-        <w:t xml:space="preserve"> containers, reducing infrastructure complexity and ensuring consistent runtime environments.</w:t>
+        <w:t>Deployed cloud-based solutions on AWS and GCP using Docker containers, reducing infrastructure complexity and ensuring consistent runtime environments.</w:t>
       </w:r>
     </w:p>
     <w:p>
@@ -1525,25 +1173,7 @@
           <w:sz w:val="24"/>
           <w:szCs w:val="24"/>
         </w:rPr>
-        <w:t xml:space="preserve">Contributed to cloud migration initiatives, re-architecting legacy applications for containerized deployments with </w:t>
-      </w:r>
-      <w:proofErr w:type="spellStart"/>
-      <w:r>
-        <w:rPr>
-          <w:rFonts w:ascii="Times New Roman" w:eastAsia="Times New Roman" w:hAnsi="Times New Roman" w:cs="Times New Roman"/>
-          <w:sz w:val="24"/>
-          <w:szCs w:val="24"/>
-        </w:rPr>
-        <w:t>Kubernetes</w:t>
-      </w:r>
-      <w:proofErr w:type="spellEnd"/>
-      <w:r>
-        <w:rPr>
-          <w:rFonts w:ascii="Times New Roman" w:eastAsia="Times New Roman" w:hAnsi="Times New Roman" w:cs="Times New Roman"/>
-          <w:sz w:val="24"/>
-          <w:szCs w:val="24"/>
-        </w:rPr>
-        <w:t>.</w:t>
+        <w:t>Contributed to cloud migration initiatives, re-architecting legacy applications for containerized deployments with Kubernetes.</w:t>
       </w:r>
     </w:p>
     <w:p>
@@ -1713,43 +1343,7 @@
           <w:sz w:val="24"/>
           <w:szCs w:val="24"/>
         </w:rPr>
-        <w:t xml:space="preserve">Developed backend integrations with </w:t>
-      </w:r>
-      <w:proofErr w:type="spellStart"/>
-      <w:r>
-        <w:rPr>
-          <w:rFonts w:ascii="Times New Roman" w:eastAsia="Times New Roman" w:hAnsi="Times New Roman" w:cs="Times New Roman"/>
-          <w:sz w:val="24"/>
-          <w:szCs w:val="24"/>
-        </w:rPr>
-        <w:t>PostgreSQL</w:t>
-      </w:r>
-      <w:proofErr w:type="spellEnd"/>
-      <w:r>
-        <w:rPr>
-          <w:rFonts w:ascii="Times New Roman" w:eastAsia="Times New Roman" w:hAnsi="Times New Roman" w:cs="Times New Roman"/>
-          <w:sz w:val="24"/>
-          <w:szCs w:val="24"/>
-        </w:rPr>
-        <w:t xml:space="preserve"> and </w:t>
-      </w:r>
-      <w:proofErr w:type="spellStart"/>
-      <w:r>
-        <w:rPr>
-          <w:rFonts w:ascii="Times New Roman" w:eastAsia="Times New Roman" w:hAnsi="Times New Roman" w:cs="Times New Roman"/>
-          <w:sz w:val="24"/>
-          <w:szCs w:val="24"/>
-        </w:rPr>
-        <w:t>MongoDB</w:t>
-      </w:r>
-      <w:proofErr w:type="spellEnd"/>
-      <w:r>
-        <w:rPr>
-          <w:rFonts w:ascii="Times New Roman" w:eastAsia="Times New Roman" w:hAnsi="Times New Roman" w:cs="Times New Roman"/>
-          <w:sz w:val="24"/>
-          <w:szCs w:val="24"/>
-        </w:rPr>
-        <w:t xml:space="preserve"> databases, ensuring data integrity and high availability across multiple services.</w:t>
+        <w:t>Developed backend integrations with PostgreSQL and MongoDB databases, ensuring data integrity and high availability across multiple services.</w:t>
       </w:r>
     </w:p>
     <w:p>
@@ -1773,25 +1367,7 @@
           <w:sz w:val="24"/>
           <w:szCs w:val="24"/>
         </w:rPr>
-        <w:t xml:space="preserve">Containerized applications with </w:t>
-      </w:r>
-      <w:proofErr w:type="spellStart"/>
-      <w:r>
-        <w:rPr>
-          <w:rFonts w:ascii="Times New Roman" w:eastAsia="Times New Roman" w:hAnsi="Times New Roman" w:cs="Times New Roman"/>
-          <w:sz w:val="24"/>
-          <w:szCs w:val="24"/>
-        </w:rPr>
-        <w:t>Docker</w:t>
-      </w:r>
-      <w:proofErr w:type="spellEnd"/>
-      <w:r>
-        <w:rPr>
-          <w:rFonts w:ascii="Times New Roman" w:eastAsia="Times New Roman" w:hAnsi="Times New Roman" w:cs="Times New Roman"/>
-          <w:sz w:val="24"/>
-          <w:szCs w:val="24"/>
-        </w:rPr>
-        <w:t>, streamlining the development lifecycle and enabling more consistent deployments across various environments.</w:t>
+        <w:t>Containerized applications with Docker, streamlining the development lifecycle and enabling more consistent deployments across various environments.</w:t>
       </w:r>
     </w:p>
     <w:p>
@@ -1911,25 +1487,7 @@
           <w:sz w:val="24"/>
           <w:szCs w:val="24"/>
         </w:rPr>
-        <w:t xml:space="preserve">Contributed to the adoption of CI/CD processes and </w:t>
-      </w:r>
-      <w:proofErr w:type="spellStart"/>
-      <w:r>
-        <w:rPr>
-          <w:rFonts w:ascii="Times New Roman" w:eastAsia="Times New Roman" w:hAnsi="Times New Roman" w:cs="Times New Roman"/>
-          <w:sz w:val="24"/>
-          <w:szCs w:val="24"/>
-        </w:rPr>
-        <w:t>DevOps</w:t>
-      </w:r>
-      <w:proofErr w:type="spellEnd"/>
-      <w:r>
-        <w:rPr>
-          <w:rFonts w:ascii="Times New Roman" w:eastAsia="Times New Roman" w:hAnsi="Times New Roman" w:cs="Times New Roman"/>
-          <w:sz w:val="24"/>
-          <w:szCs w:val="24"/>
-        </w:rPr>
-        <w:t xml:space="preserve"> practices, accelerating delivery pipelines and improving release quality.</w:t>
+        <w:t>Contributed to the adoption of CI/CD processes and DevOps practices, accelerating delivery pipelines and improving release quality.</w:t>
       </w:r>
     </w:p>
     <w:p>
@@ -2288,23 +1846,7 @@
         <w:t>Cloud Migration Toolkit</w:t>
       </w:r>
       <w:r>
-        <w:t xml:space="preserve"> – Designed a containerized migration solution using </w:t>
-      </w:r>
-      <w:proofErr w:type="spellStart"/>
-      <w:r>
-        <w:t>Docker</w:t>
-      </w:r>
-      <w:proofErr w:type="spellEnd"/>
-      <w:r>
-        <w:t xml:space="preserve"> and </w:t>
-      </w:r>
-      <w:proofErr w:type="spellStart"/>
-      <w:r>
-        <w:t>Kubernetes</w:t>
-      </w:r>
-      <w:proofErr w:type="spellEnd"/>
-      <w:r>
-        <w:t xml:space="preserve"> to modernize legacy applications and streamline deployments.</w:t>
+        <w:t xml:space="preserve"> – Designed a containerized migration solution using Docker and Kubernetes to modernize legacy applications and streamline deployments.</w:t>
       </w:r>
     </w:p>
     <w:p>
@@ -2331,15 +1873,7 @@
       </w:r>
       <w:proofErr w:type="spellEnd"/>
       <w:r>
-        <w:t xml:space="preserve"> APIs with Python, Node.js, and </w:t>
-      </w:r>
-      <w:proofErr w:type="spellStart"/>
-      <w:r>
-        <w:t>MongoDB</w:t>
-      </w:r>
-      <w:proofErr w:type="spellEnd"/>
-      <w:r>
-        <w:t>, enabling interoperability across healthcare platforms.</w:t>
+        <w:t xml:space="preserve"> APIs with Python, Node.js, and MongoDB, enabling interoperability across healthcare platforms.</w:t>
       </w:r>
     </w:p>
     <w:p>
@@ -2404,13 +1938,8 @@
         </w:numPr>
         <w:jc w:val="both"/>
       </w:pPr>
-      <w:proofErr w:type="spellStart"/>
-      <w:r>
-        <w:t>Docker</w:t>
-      </w:r>
-      <w:proofErr w:type="spellEnd"/>
-      <w:r>
-        <w:t xml:space="preserve"> Certified Associate</w:t>
+      <w:r>
+        <w:t>Docker Certified Associate</w:t>
       </w:r>
     </w:p>
     <w:p>
@@ -7001,7 +6530,7 @@
 </file>
 
 <file path=customXml/itemProps1.xml><?xml version="1.0" encoding="utf-8"?>
-<ds:datastoreItem xmlns:ds="http://schemas.openxmlformats.org/officeDocument/2006/customXml" ds:itemID="{BB22DC17-5CB4-4000-88D8-ECBF21E62535}">
+<ds:datastoreItem xmlns:ds="http://schemas.openxmlformats.org/officeDocument/2006/customXml" ds:itemID="{518ECF1B-B57B-4020-8C9B-9A3485BF59C5}">
   <ds:schemaRefs>
     <ds:schemaRef ds:uri="http://schemas.openxmlformats.org/officeDocument/2006/bibliography"/>
   </ds:schemaRefs>
